--- a/Knowledge/3-Work knowledge/1-Software Engineering/2-Testing/5-My Source/1-ISTQB Foundation Level/5-Test Management/6-Test Reports.docx
+++ b/Knowledge/3-Work knowledge/1-Software Engineering/2-Testing/5-My Source/1-ISTQB Foundation Level/5-Test Management/6-Test Reports.docx
@@ -36,51 +36,77 @@
       </w:pPr>
       <w:r>
         <w:rPr>
-          <w:b/>
-          <w:shd w:val="clear" w:color="auto" w:fill="B7B7B7"/>
-        </w:rPr>
-        <w:t># Source</w:t>
-      </w:r>
-      <w:r>
-        <w:rPr>
-          <w:shd w:val="clear" w:color="auto" w:fill="B7B7B7"/>
-        </w:rPr>
-        <w:t xml:space="preserve">: </w:t>
-      </w:r>
-      <w:r>
-        <w:rPr>
-          <w:b/>
-          <w:shd w:val="clear" w:color="auto" w:fill="B7B7B7"/>
-        </w:rPr>
-        <w:t xml:space="preserve">Chatgpt </w:t>
-      </w:r>
-      <w:r>
-        <w:rPr>
-          <w:b/>
-          <w:sz w:val="14"/>
-          <w:szCs w:val="14"/>
-          <w:shd w:val="clear" w:color="auto" w:fill="B7B7B7"/>
-        </w:rPr>
-        <w:t>(GPT</w:t>
-      </w:r>
-      <w:r>
-        <w:rPr>
-          <w:rFonts w:ascii="Cambria Math" w:hAnsi="Cambria Math" w:cs="Cambria Math"/>
-          <w:b/>
-          <w:sz w:val="14"/>
-          <w:szCs w:val="14"/>
-          <w:shd w:val="clear" w:color="auto" w:fill="B7B7B7"/>
+          <w:rFonts w:ascii="Arial" w:eastAsia="Arial" w:hAnsi="Arial" w:cs="Arial"/>
+          <w:b/>
+          <w:color w:val="000000"/>
+          <w:sz w:val="18"/>
+          <w:highlight w:val="lightGray"/>
+        </w:rPr>
+        <w:t># Source: AI Source: Provided by: [Data Path</w:t>
+      </w:r>
+      <w:r>
+        <w:rPr>
+          <w:rFonts w:ascii="Arial" w:eastAsia="Arial" w:hAnsi="Arial" w:cs="Arial"/>
+          <w:color w:val="000000"/>
+          <w:sz w:val="18"/>
+          <w:highlight w:val="lightGray"/>
+        </w:rPr>
+        <w:t xml:space="preserve">: Persons Table -&gt; ID Column: 1, Name_En Column: Motasem Essam] -&gt; </w:t>
+      </w:r>
+      <w:r>
+        <w:rPr>
+          <w:rFonts w:ascii="Arial" w:eastAsia="Arial" w:hAnsi="Arial" w:cs="Arial"/>
+          <w:b/>
+          <w:color w:val="000000"/>
+          <w:sz w:val="18"/>
+          <w:highlight w:val="lightGray"/>
+        </w:rPr>
+        <w:t>From:</w:t>
+      </w:r>
+      <w:r>
+        <w:rPr>
+          <w:rFonts w:ascii="Arial" w:eastAsia="Arial" w:hAnsi="Arial" w:cs="Arial"/>
+          <w:color w:val="000000"/>
+          <w:sz w:val="18"/>
+          <w:highlight w:val="lightGray"/>
+        </w:rPr>
+        <w:t xml:space="preserve"> [Chatgpt (GPT</w:t>
+      </w:r>
+      <w:r>
+        <w:rPr>
+          <w:rFonts w:ascii="Arial" w:eastAsia="Arial" w:hAnsi="Arial" w:cs="Cambria Math"/>
+          <w:color w:val="000000"/>
+          <w:sz w:val="18"/>
+          <w:highlight w:val="lightGray"/>
         </w:rPr>
         <w:t>‑</w:t>
       </w:r>
       <w:r>
         <w:rPr>
-          <w:b/>
-          <w:sz w:val="14"/>
-          <w:szCs w:val="14"/>
-          <w:shd w:val="clear" w:color="auto" w:fill="B7B7B7"/>
-        </w:rPr>
-        <w:t>5 Mini) at [8/18/2025]</w:t>
+          <w:rFonts w:ascii="Arial" w:eastAsia="Arial" w:hAnsi="Arial" w:cs="Arial"/>
+          <w:color w:val="000000"/>
+          <w:sz w:val="18"/>
+          <w:highlight w:val="lightGray"/>
+        </w:rPr>
+        <w:t xml:space="preserve">5 Mini)] </w:t>
+      </w:r>
+      <w:r>
+        <w:rPr>
+          <w:rFonts w:ascii="Arial" w:eastAsia="Arial" w:hAnsi="Arial" w:cs="Arial"/>
+          <w:b/>
+          <w:color w:val="000000"/>
+          <w:sz w:val="18"/>
+          <w:highlight w:val="lightGray"/>
+        </w:rPr>
+        <w:t>on</w:t>
+      </w:r>
+      <w:r>
+        <w:rPr>
+          <w:rFonts w:ascii="Arial" w:eastAsia="Arial" w:hAnsi="Arial"/>
+          <w:sz w:val="18"/>
+          <w:highlight w:val="lightGray"/>
+        </w:rPr>
+        <w:t xml:space="preserve"> [8/18/2025]</w:t>
       </w:r>
     </w:p>
     <w:p>
@@ -200,7 +226,7 @@
     </w:p>
     <w:p>
       <w:r>
-        <w:pict w14:anchorId="2D2E061E">
+        <w:pict w14:anchorId="2EC21D95">
           <v:rect id="_x0000_i1025" style="width:0;height:1.5pt" o:hralign="center" o:hrstd="t" o:hr="t" fillcolor="#a0a0a0" stroked="f"/>
         </w:pict>
       </w:r>
@@ -224,51 +250,77 @@
       </w:pPr>
       <w:r>
         <w:rPr>
-          <w:b/>
-          <w:shd w:val="clear" w:color="auto" w:fill="B7B7B7"/>
-        </w:rPr>
-        <w:t># Source</w:t>
-      </w:r>
-      <w:r>
-        <w:rPr>
-          <w:shd w:val="clear" w:color="auto" w:fill="B7B7B7"/>
-        </w:rPr>
-        <w:t xml:space="preserve">: </w:t>
-      </w:r>
-      <w:r>
-        <w:rPr>
-          <w:b/>
-          <w:shd w:val="clear" w:color="auto" w:fill="B7B7B7"/>
-        </w:rPr>
-        <w:t xml:space="preserve">Chatgpt </w:t>
-      </w:r>
-      <w:r>
-        <w:rPr>
-          <w:b/>
-          <w:sz w:val="14"/>
-          <w:szCs w:val="14"/>
-          <w:shd w:val="clear" w:color="auto" w:fill="B7B7B7"/>
-        </w:rPr>
-        <w:t>(GPT</w:t>
-      </w:r>
-      <w:r>
-        <w:rPr>
-          <w:rFonts w:ascii="Cambria Math" w:hAnsi="Cambria Math" w:cs="Cambria Math"/>
-          <w:b/>
-          <w:sz w:val="14"/>
-          <w:szCs w:val="14"/>
-          <w:shd w:val="clear" w:color="auto" w:fill="B7B7B7"/>
+          <w:rFonts w:ascii="Arial" w:eastAsia="Arial" w:hAnsi="Arial" w:cs="Arial"/>
+          <w:b/>
+          <w:color w:val="000000"/>
+          <w:sz w:val="18"/>
+          <w:highlight w:val="lightGray"/>
+        </w:rPr>
+        <w:t># Source: AI Source: Provided by: [Data Path</w:t>
+      </w:r>
+      <w:r>
+        <w:rPr>
+          <w:rFonts w:ascii="Arial" w:eastAsia="Arial" w:hAnsi="Arial" w:cs="Arial"/>
+          <w:color w:val="000000"/>
+          <w:sz w:val="18"/>
+          <w:highlight w:val="lightGray"/>
+        </w:rPr>
+        <w:t xml:space="preserve">: Persons Table -&gt; ID Column: 1, Name_En Column: Motasem Essam] -&gt; </w:t>
+      </w:r>
+      <w:r>
+        <w:rPr>
+          <w:rFonts w:ascii="Arial" w:eastAsia="Arial" w:hAnsi="Arial" w:cs="Arial"/>
+          <w:b/>
+          <w:color w:val="000000"/>
+          <w:sz w:val="18"/>
+          <w:highlight w:val="lightGray"/>
+        </w:rPr>
+        <w:t>From:</w:t>
+      </w:r>
+      <w:r>
+        <w:rPr>
+          <w:rFonts w:ascii="Arial" w:eastAsia="Arial" w:hAnsi="Arial" w:cs="Arial"/>
+          <w:color w:val="000000"/>
+          <w:sz w:val="18"/>
+          <w:highlight w:val="lightGray"/>
+        </w:rPr>
+        <w:t xml:space="preserve"> [Chatgpt (GPT</w:t>
+      </w:r>
+      <w:r>
+        <w:rPr>
+          <w:rFonts w:ascii="Arial" w:eastAsia="Arial" w:hAnsi="Arial" w:cs="Cambria Math"/>
+          <w:color w:val="000000"/>
+          <w:sz w:val="18"/>
+          <w:highlight w:val="lightGray"/>
         </w:rPr>
         <w:t>‑</w:t>
       </w:r>
       <w:r>
         <w:rPr>
-          <w:b/>
-          <w:sz w:val="14"/>
-          <w:szCs w:val="14"/>
-          <w:shd w:val="clear" w:color="auto" w:fill="B7B7B7"/>
-        </w:rPr>
-        <w:t>5 Mini) at [8/18/2025]</w:t>
+          <w:rFonts w:ascii="Arial" w:eastAsia="Arial" w:hAnsi="Arial" w:cs="Arial"/>
+          <w:color w:val="000000"/>
+          <w:sz w:val="18"/>
+          <w:highlight w:val="lightGray"/>
+        </w:rPr>
+        <w:t xml:space="preserve">5 Mini)] </w:t>
+      </w:r>
+      <w:r>
+        <w:rPr>
+          <w:rFonts w:ascii="Arial" w:eastAsia="Arial" w:hAnsi="Arial" w:cs="Arial"/>
+          <w:b/>
+          <w:color w:val="000000"/>
+          <w:sz w:val="18"/>
+          <w:highlight w:val="lightGray"/>
+        </w:rPr>
+        <w:t>on</w:t>
+      </w:r>
+      <w:r>
+        <w:rPr>
+          <w:rFonts w:ascii="Arial" w:eastAsia="Arial" w:hAnsi="Arial"/>
+          <w:sz w:val="18"/>
+          <w:highlight w:val="lightGray"/>
+        </w:rPr>
+        <w:t xml:space="preserve"> [8/18/2025]</w:t>
       </w:r>
     </w:p>
     <w:p>
@@ -277,7 +329,7 @@
           <w:ilvl w:val="0"/>
           <w:numId w:val="5"/>
         </w:numPr>
-        <w:spacing w:before="240"/>
+        <w:spacing w:before="240" w:after="0" w:line="276" w:lineRule="auto"/>
         <w:rPr>
           <w:rFonts w:ascii="Roboto Mono" w:eastAsia="Roboto Mono" w:hAnsi="Roboto Mono" w:cs="Roboto Mono"/>
         </w:rPr>
@@ -303,6 +355,7 @@
           <w:ilvl w:val="1"/>
           <w:numId w:val="5"/>
         </w:numPr>
+        <w:spacing w:after="0" w:line="276" w:lineRule="auto"/>
         <w:rPr>
           <w:rFonts w:ascii="Roboto Mono" w:eastAsia="Roboto Mono" w:hAnsi="Roboto Mono" w:cs="Roboto Mono"/>
         </w:rPr>
@@ -326,6 +379,7 @@
           <w:ilvl w:val="1"/>
           <w:numId w:val="5"/>
         </w:numPr>
+        <w:spacing w:after="0" w:line="276" w:lineRule="auto"/>
         <w:rPr>
           <w:rFonts w:ascii="Roboto Mono" w:eastAsia="Roboto Mono" w:hAnsi="Roboto Mono" w:cs="Roboto Mono"/>
         </w:rPr>
@@ -349,6 +403,7 @@
           <w:ilvl w:val="1"/>
           <w:numId w:val="5"/>
         </w:numPr>
+        <w:spacing w:after="0" w:line="276" w:lineRule="auto"/>
         <w:rPr>
           <w:rFonts w:ascii="Roboto Mono" w:eastAsia="Roboto Mono" w:hAnsi="Roboto Mono" w:cs="Roboto Mono"/>
         </w:rPr>
@@ -380,6 +435,7 @@
           <w:ilvl w:val="0"/>
           <w:numId w:val="5"/>
         </w:numPr>
+        <w:spacing w:after="0" w:line="276" w:lineRule="auto"/>
         <w:rPr>
           <w:rFonts w:ascii="Roboto Mono" w:eastAsia="Roboto Mono" w:hAnsi="Roboto Mono" w:cs="Roboto Mono"/>
         </w:rPr>
@@ -405,6 +461,7 @@
           <w:ilvl w:val="1"/>
           <w:numId w:val="5"/>
         </w:numPr>
+        <w:spacing w:after="0" w:line="276" w:lineRule="auto"/>
       </w:pPr>
       <w:r>
         <w:rPr>
@@ -438,15 +495,15 @@
           <w:ilvl w:val="1"/>
           <w:numId w:val="5"/>
         </w:numPr>
-        <w:rPr>
-          <w:rFonts w:ascii="Roboto Mono" w:eastAsia="Roboto Mono" w:hAnsi="Roboto Mono" w:cs="Roboto Mono"/>
-        </w:rPr>
-      </w:pPr>
-      <w:r>
-        <w:rPr>
-          <w:rFonts w:ascii="Roboto Mono" w:eastAsia="Roboto Mono" w:hAnsi="Roboto Mono" w:cs="Roboto Mono"/>
-        </w:rPr>
-        <w:lastRenderedPageBreak/>
+        <w:spacing w:after="0" w:line="276" w:lineRule="auto"/>
+        <w:rPr>
+          <w:rFonts w:ascii="Roboto Mono" w:eastAsia="Roboto Mono" w:hAnsi="Roboto Mono" w:cs="Roboto Mono"/>
+        </w:rPr>
+      </w:pPr>
+      <w:r>
+        <w:rPr>
+          <w:rFonts w:ascii="Roboto Mono" w:eastAsia="Roboto Mono" w:hAnsi="Roboto Mono" w:cs="Roboto Mono"/>
+        </w:rPr>
         <w:t>Summarizes overall testing results, defect density, coverage, risks, and recommendations.</w:t>
       </w:r>
       <w:r>
@@ -462,6 +519,7 @@
           <w:ilvl w:val="1"/>
           <w:numId w:val="5"/>
         </w:numPr>
+        <w:spacing w:after="0" w:line="276" w:lineRule="auto"/>
         <w:rPr>
           <w:rFonts w:ascii="Roboto Mono" w:eastAsia="Roboto Mono" w:hAnsi="Roboto Mono" w:cs="Roboto Mono"/>
         </w:rPr>
@@ -493,6 +551,7 @@
           <w:ilvl w:val="0"/>
           <w:numId w:val="5"/>
         </w:numPr>
+        <w:spacing w:after="0" w:line="276" w:lineRule="auto"/>
         <w:rPr>
           <w:rFonts w:ascii="Roboto Mono" w:eastAsia="Roboto Mono" w:hAnsi="Roboto Mono" w:cs="Roboto Mono"/>
         </w:rPr>
@@ -518,6 +577,7 @@
           <w:ilvl w:val="1"/>
           <w:numId w:val="5"/>
         </w:numPr>
+        <w:spacing w:after="0" w:line="276" w:lineRule="auto"/>
         <w:rPr>
           <w:rFonts w:ascii="Roboto Mono" w:eastAsia="Roboto Mono" w:hAnsi="Roboto Mono" w:cs="Roboto Mono"/>
         </w:rPr>
@@ -541,7 +601,7 @@
           <w:ilvl w:val="1"/>
           <w:numId w:val="5"/>
         </w:numPr>
-        <w:spacing w:after="240"/>
+        <w:spacing w:after="240" w:line="276" w:lineRule="auto"/>
         <w:rPr>
           <w:rFonts w:ascii="Roboto Mono" w:eastAsia="Roboto Mono" w:hAnsi="Roboto Mono" w:cs="Roboto Mono"/>
         </w:rPr>
@@ -561,7 +621,7 @@
     </w:p>
     <w:p>
       <w:r>
-        <w:pict w14:anchorId="59AD72CE">
+        <w:pict w14:anchorId="67F5A37C">
           <v:rect id="_x0000_i1026" style="width:0;height:1.5pt" o:hralign="center" o:hrstd="t" o:hr="t" fillcolor="#a0a0a0" stroked="f"/>
         </w:pict>
       </w:r>
@@ -585,51 +645,77 @@
       </w:pPr>
       <w:r>
         <w:rPr>
-          <w:b/>
-          <w:shd w:val="clear" w:color="auto" w:fill="B7B7B7"/>
-        </w:rPr>
-        <w:t># Source</w:t>
-      </w:r>
-      <w:r>
-        <w:rPr>
-          <w:shd w:val="clear" w:color="auto" w:fill="B7B7B7"/>
-        </w:rPr>
-        <w:t xml:space="preserve">: </w:t>
-      </w:r>
-      <w:r>
-        <w:rPr>
-          <w:b/>
-          <w:shd w:val="clear" w:color="auto" w:fill="B7B7B7"/>
-        </w:rPr>
-        <w:t xml:space="preserve">Chatgpt </w:t>
-      </w:r>
-      <w:r>
-        <w:rPr>
-          <w:b/>
-          <w:sz w:val="14"/>
-          <w:szCs w:val="14"/>
-          <w:shd w:val="clear" w:color="auto" w:fill="B7B7B7"/>
-        </w:rPr>
-        <w:t>(GPT</w:t>
-      </w:r>
-      <w:r>
-        <w:rPr>
-          <w:rFonts w:ascii="Cambria Math" w:hAnsi="Cambria Math" w:cs="Cambria Math"/>
-          <w:b/>
-          <w:sz w:val="14"/>
-          <w:szCs w:val="14"/>
-          <w:shd w:val="clear" w:color="auto" w:fill="B7B7B7"/>
+          <w:rFonts w:ascii="Arial" w:eastAsia="Arial" w:hAnsi="Arial" w:cs="Arial"/>
+          <w:b/>
+          <w:color w:val="000000"/>
+          <w:sz w:val="18"/>
+          <w:highlight w:val="lightGray"/>
+        </w:rPr>
+        <w:t># Source: AI Source: Provided by: [Data Path</w:t>
+      </w:r>
+      <w:r>
+        <w:rPr>
+          <w:rFonts w:ascii="Arial" w:eastAsia="Arial" w:hAnsi="Arial" w:cs="Arial"/>
+          <w:color w:val="000000"/>
+          <w:sz w:val="18"/>
+          <w:highlight w:val="lightGray"/>
+        </w:rPr>
+        <w:t xml:space="preserve">: Persons Table -&gt; ID Column: 1, Name_En Column: Motasem Essam] -&gt; </w:t>
+      </w:r>
+      <w:r>
+        <w:rPr>
+          <w:rFonts w:ascii="Arial" w:eastAsia="Arial" w:hAnsi="Arial" w:cs="Arial"/>
+          <w:b/>
+          <w:color w:val="000000"/>
+          <w:sz w:val="18"/>
+          <w:highlight w:val="lightGray"/>
+        </w:rPr>
+        <w:t>From:</w:t>
+      </w:r>
+      <w:r>
+        <w:rPr>
+          <w:rFonts w:ascii="Arial" w:eastAsia="Arial" w:hAnsi="Arial" w:cs="Arial"/>
+          <w:color w:val="000000"/>
+          <w:sz w:val="18"/>
+          <w:highlight w:val="lightGray"/>
+        </w:rPr>
+        <w:t xml:space="preserve"> [Chatgpt (GPT</w:t>
+      </w:r>
+      <w:r>
+        <w:rPr>
+          <w:rFonts w:ascii="Arial" w:eastAsia="Arial" w:hAnsi="Arial" w:cs="Cambria Math"/>
+          <w:color w:val="000000"/>
+          <w:sz w:val="18"/>
+          <w:highlight w:val="lightGray"/>
         </w:rPr>
         <w:t>‑</w:t>
       </w:r>
       <w:r>
         <w:rPr>
-          <w:b/>
-          <w:sz w:val="14"/>
-          <w:szCs w:val="14"/>
-          <w:shd w:val="clear" w:color="auto" w:fill="B7B7B7"/>
-        </w:rPr>
-        <w:t>5 Mini) at [8/18/2025]</w:t>
+          <w:rFonts w:ascii="Arial" w:eastAsia="Arial" w:hAnsi="Arial" w:cs="Arial"/>
+          <w:color w:val="000000"/>
+          <w:sz w:val="18"/>
+          <w:highlight w:val="lightGray"/>
+        </w:rPr>
+        <w:t xml:space="preserve">5 Mini)] </w:t>
+      </w:r>
+      <w:r>
+        <w:rPr>
+          <w:rFonts w:ascii="Arial" w:eastAsia="Arial" w:hAnsi="Arial" w:cs="Arial"/>
+          <w:b/>
+          <w:color w:val="000000"/>
+          <w:sz w:val="18"/>
+          <w:highlight w:val="lightGray"/>
+        </w:rPr>
+        <w:t>on</w:t>
+      </w:r>
+      <w:r>
+        <w:rPr>
+          <w:rFonts w:ascii="Arial" w:eastAsia="Arial" w:hAnsi="Arial"/>
+          <w:sz w:val="18"/>
+          <w:highlight w:val="lightGray"/>
+        </w:rPr>
+        <w:t xml:space="preserve"> [8/18/2025]</w:t>
       </w:r>
     </w:p>
     <w:p>
@@ -652,7 +738,7 @@
           <w:ilvl w:val="0"/>
           <w:numId w:val="6"/>
         </w:numPr>
-        <w:spacing w:before="240"/>
+        <w:spacing w:before="240" w:after="0" w:line="276" w:lineRule="auto"/>
       </w:pPr>
       <w:r>
         <w:rPr>
@@ -680,6 +766,7 @@
           <w:ilvl w:val="0"/>
           <w:numId w:val="6"/>
         </w:numPr>
+        <w:spacing w:after="0" w:line="276" w:lineRule="auto"/>
       </w:pPr>
       <w:r>
         <w:rPr>
@@ -707,6 +794,7 @@
           <w:ilvl w:val="0"/>
           <w:numId w:val="6"/>
         </w:numPr>
+        <w:spacing w:after="0" w:line="276" w:lineRule="auto"/>
       </w:pPr>
       <w:r>
         <w:rPr>
@@ -734,6 +822,7 @@
           <w:ilvl w:val="0"/>
           <w:numId w:val="6"/>
         </w:numPr>
+        <w:spacing w:after="0" w:line="276" w:lineRule="auto"/>
       </w:pPr>
       <w:r>
         <w:rPr>
@@ -761,6 +850,7 @@
           <w:ilvl w:val="0"/>
           <w:numId w:val="6"/>
         </w:numPr>
+        <w:spacing w:after="0" w:line="276" w:lineRule="auto"/>
       </w:pPr>
       <w:r>
         <w:rPr>
@@ -788,6 +878,7 @@
           <w:ilvl w:val="0"/>
           <w:numId w:val="6"/>
         </w:numPr>
+        <w:spacing w:after="0" w:line="276" w:lineRule="auto"/>
       </w:pPr>
       <w:r>
         <w:rPr>
@@ -815,6 +906,7 @@
           <w:ilvl w:val="0"/>
           <w:numId w:val="6"/>
         </w:numPr>
+        <w:spacing w:after="0" w:line="276" w:lineRule="auto"/>
       </w:pPr>
       <w:r>
         <w:rPr>
@@ -842,6 +934,7 @@
           <w:ilvl w:val="0"/>
           <w:numId w:val="6"/>
         </w:numPr>
+        <w:spacing w:after="0" w:line="276" w:lineRule="auto"/>
       </w:pPr>
       <w:r>
         <w:rPr>
@@ -869,13 +962,13 @@
           <w:ilvl w:val="0"/>
           <w:numId w:val="6"/>
         </w:numPr>
-      </w:pPr>
-      <w:r>
-        <w:rPr>
-          <w:rFonts w:ascii="Roboto Mono" w:eastAsia="Roboto Mono" w:hAnsi="Roboto Mono" w:cs="Roboto Mono"/>
-          <w:b/>
-        </w:rPr>
-        <w:lastRenderedPageBreak/>
+        <w:spacing w:after="0" w:line="276" w:lineRule="auto"/>
+      </w:pPr>
+      <w:r>
+        <w:rPr>
+          <w:rFonts w:ascii="Roboto Mono" w:eastAsia="Roboto Mono" w:hAnsi="Roboto Mono" w:cs="Roboto Mono"/>
+          <w:b/>
+        </w:rPr>
         <w:t>Exit Criteria Status</w:t>
       </w:r>
       <w:r>
@@ -897,7 +990,7 @@
           <w:ilvl w:val="0"/>
           <w:numId w:val="6"/>
         </w:numPr>
-        <w:spacing w:after="240"/>
+        <w:spacing w:after="240" w:line="276" w:lineRule="auto"/>
       </w:pPr>
       <w:r>
         <w:rPr>
@@ -921,7 +1014,7 @@
     </w:p>
     <w:p>
       <w:r>
-        <w:pict w14:anchorId="6E1A34BB">
+        <w:pict w14:anchorId="558DBB64">
           <v:rect id="_x0000_i1027" style="width:0;height:1.5pt" o:hralign="center" o:hrstd="t" o:hr="t" fillcolor="#a0a0a0" stroked="f"/>
         </w:pict>
       </w:r>
@@ -945,51 +1038,77 @@
       </w:pPr>
       <w:r>
         <w:rPr>
-          <w:b/>
-          <w:shd w:val="clear" w:color="auto" w:fill="B7B7B7"/>
-        </w:rPr>
-        <w:t># Source</w:t>
-      </w:r>
-      <w:r>
-        <w:rPr>
-          <w:shd w:val="clear" w:color="auto" w:fill="B7B7B7"/>
-        </w:rPr>
-        <w:t xml:space="preserve">: </w:t>
-      </w:r>
-      <w:r>
-        <w:rPr>
-          <w:b/>
-          <w:shd w:val="clear" w:color="auto" w:fill="B7B7B7"/>
-        </w:rPr>
-        <w:t xml:space="preserve">Chatgpt </w:t>
-      </w:r>
-      <w:r>
-        <w:rPr>
-          <w:b/>
-          <w:sz w:val="14"/>
-          <w:szCs w:val="14"/>
-          <w:shd w:val="clear" w:color="auto" w:fill="B7B7B7"/>
-        </w:rPr>
-        <w:t>(GPT</w:t>
-      </w:r>
-      <w:r>
-        <w:rPr>
-          <w:rFonts w:ascii="Cambria Math" w:hAnsi="Cambria Math" w:cs="Cambria Math"/>
-          <w:b/>
-          <w:sz w:val="14"/>
-          <w:szCs w:val="14"/>
-          <w:shd w:val="clear" w:color="auto" w:fill="B7B7B7"/>
+          <w:rFonts w:ascii="Arial" w:eastAsia="Arial" w:hAnsi="Arial" w:cs="Arial"/>
+          <w:b/>
+          <w:color w:val="000000"/>
+          <w:sz w:val="18"/>
+          <w:highlight w:val="lightGray"/>
+        </w:rPr>
+        <w:t># Source: AI Source: Provided by: [Data Path</w:t>
+      </w:r>
+      <w:r>
+        <w:rPr>
+          <w:rFonts w:ascii="Arial" w:eastAsia="Arial" w:hAnsi="Arial" w:cs="Arial"/>
+          <w:color w:val="000000"/>
+          <w:sz w:val="18"/>
+          <w:highlight w:val="lightGray"/>
+        </w:rPr>
+        <w:t xml:space="preserve">: Persons Table -&gt; ID Column: 1, Name_En Column: Motasem Essam] -&gt; </w:t>
+      </w:r>
+      <w:r>
+        <w:rPr>
+          <w:rFonts w:ascii="Arial" w:eastAsia="Arial" w:hAnsi="Arial" w:cs="Arial"/>
+          <w:b/>
+          <w:color w:val="000000"/>
+          <w:sz w:val="18"/>
+          <w:highlight w:val="lightGray"/>
+        </w:rPr>
+        <w:t>From:</w:t>
+      </w:r>
+      <w:r>
+        <w:rPr>
+          <w:rFonts w:ascii="Arial" w:eastAsia="Arial" w:hAnsi="Arial" w:cs="Arial"/>
+          <w:color w:val="000000"/>
+          <w:sz w:val="18"/>
+          <w:highlight w:val="lightGray"/>
+        </w:rPr>
+        <w:t xml:space="preserve"> [Chatgpt (GPT</w:t>
+      </w:r>
+      <w:r>
+        <w:rPr>
+          <w:rFonts w:ascii="Arial" w:eastAsia="Arial" w:hAnsi="Arial" w:cs="Cambria Math"/>
+          <w:color w:val="000000"/>
+          <w:sz w:val="18"/>
+          <w:highlight w:val="lightGray"/>
         </w:rPr>
         <w:t>‑</w:t>
       </w:r>
       <w:r>
         <w:rPr>
-          <w:b/>
-          <w:sz w:val="14"/>
-          <w:szCs w:val="14"/>
-          <w:shd w:val="clear" w:color="auto" w:fill="B7B7B7"/>
-        </w:rPr>
-        <w:t>5 Mini) at [8/18/2025]</w:t>
+          <w:rFonts w:ascii="Arial" w:eastAsia="Arial" w:hAnsi="Arial" w:cs="Arial"/>
+          <w:color w:val="000000"/>
+          <w:sz w:val="18"/>
+          <w:highlight w:val="lightGray"/>
+        </w:rPr>
+        <w:t xml:space="preserve">5 Mini)] </w:t>
+      </w:r>
+      <w:r>
+        <w:rPr>
+          <w:rFonts w:ascii="Arial" w:eastAsia="Arial" w:hAnsi="Arial" w:cs="Arial"/>
+          <w:b/>
+          <w:color w:val="000000"/>
+          <w:sz w:val="18"/>
+          <w:highlight w:val="lightGray"/>
+        </w:rPr>
+        <w:t>on</w:t>
+      </w:r>
+      <w:r>
+        <w:rPr>
+          <w:rFonts w:ascii="Arial" w:eastAsia="Arial" w:hAnsi="Arial"/>
+          <w:sz w:val="18"/>
+          <w:highlight w:val="lightGray"/>
+        </w:rPr>
+        <w:t xml:space="preserve"> [8/18/2025]</w:t>
       </w:r>
     </w:p>
     <w:p>
@@ -998,7 +1117,7 @@
           <w:ilvl w:val="0"/>
           <w:numId w:val="3"/>
         </w:numPr>
-        <w:spacing w:before="240"/>
+        <w:spacing w:before="240" w:after="0" w:line="276" w:lineRule="auto"/>
       </w:pPr>
       <w:r>
         <w:rPr>
@@ -1026,6 +1145,7 @@
           <w:ilvl w:val="0"/>
           <w:numId w:val="3"/>
         </w:numPr>
+        <w:spacing w:after="0" w:line="276" w:lineRule="auto"/>
       </w:pPr>
       <w:r>
         <w:rPr>
@@ -1053,6 +1173,7 @@
           <w:ilvl w:val="1"/>
           <w:numId w:val="3"/>
         </w:numPr>
+        <w:spacing w:after="0" w:line="276" w:lineRule="auto"/>
         <w:rPr>
           <w:rFonts w:ascii="Roboto Mono" w:eastAsia="Roboto Mono" w:hAnsi="Roboto Mono" w:cs="Roboto Mono"/>
         </w:rPr>
@@ -1076,6 +1197,7 @@
           <w:ilvl w:val="1"/>
           <w:numId w:val="3"/>
         </w:numPr>
+        <w:spacing w:after="0" w:line="276" w:lineRule="auto"/>
         <w:rPr>
           <w:rFonts w:ascii="Roboto Mono" w:eastAsia="Roboto Mono" w:hAnsi="Roboto Mono" w:cs="Roboto Mono"/>
         </w:rPr>
@@ -1099,6 +1221,7 @@
           <w:ilvl w:val="1"/>
           <w:numId w:val="3"/>
         </w:numPr>
+        <w:spacing w:after="0" w:line="276" w:lineRule="auto"/>
         <w:rPr>
           <w:rFonts w:ascii="Roboto Mono" w:eastAsia="Roboto Mono" w:hAnsi="Roboto Mono" w:cs="Roboto Mono"/>
         </w:rPr>
@@ -1122,6 +1245,7 @@
           <w:ilvl w:val="0"/>
           <w:numId w:val="3"/>
         </w:numPr>
+        <w:spacing w:after="0" w:line="276" w:lineRule="auto"/>
       </w:pPr>
       <w:r>
         <w:rPr>
@@ -1149,6 +1273,7 @@
           <w:ilvl w:val="1"/>
           <w:numId w:val="3"/>
         </w:numPr>
+        <w:spacing w:after="0" w:line="276" w:lineRule="auto"/>
         <w:rPr>
           <w:rFonts w:ascii="Roboto Mono" w:eastAsia="Roboto Mono" w:hAnsi="Roboto Mono" w:cs="Roboto Mono"/>
         </w:rPr>
@@ -1172,6 +1297,7 @@
           <w:ilvl w:val="1"/>
           <w:numId w:val="3"/>
         </w:numPr>
+        <w:spacing w:after="0" w:line="276" w:lineRule="auto"/>
         <w:rPr>
           <w:rFonts w:ascii="Roboto Mono" w:eastAsia="Roboto Mono" w:hAnsi="Roboto Mono" w:cs="Roboto Mono"/>
         </w:rPr>
@@ -1195,6 +1321,7 @@
           <w:ilvl w:val="1"/>
           <w:numId w:val="3"/>
         </w:numPr>
+        <w:spacing w:after="0" w:line="276" w:lineRule="auto"/>
         <w:rPr>
           <w:rFonts w:ascii="Roboto Mono" w:eastAsia="Roboto Mono" w:hAnsi="Roboto Mono" w:cs="Roboto Mono"/>
         </w:rPr>
@@ -1218,6 +1345,7 @@
           <w:ilvl w:val="0"/>
           <w:numId w:val="3"/>
         </w:numPr>
+        <w:spacing w:after="0" w:line="276" w:lineRule="auto"/>
       </w:pPr>
       <w:r>
         <w:rPr>
@@ -1245,6 +1373,7 @@
           <w:ilvl w:val="0"/>
           <w:numId w:val="3"/>
         </w:numPr>
+        <w:spacing w:after="0" w:line="276" w:lineRule="auto"/>
       </w:pPr>
       <w:r>
         <w:rPr>
@@ -1280,7 +1409,7 @@
           <w:ilvl w:val="0"/>
           <w:numId w:val="3"/>
         </w:numPr>
-        <w:spacing w:after="240"/>
+        <w:spacing w:after="240" w:line="276" w:lineRule="auto"/>
       </w:pPr>
       <w:r>
         <w:rPr>
@@ -1304,7 +1433,7 @@
     </w:p>
     <w:p>
       <w:r>
-        <w:pict w14:anchorId="7E65D959">
+        <w:pict w14:anchorId="395AC205">
           <v:rect id="_x0000_i1028" style="width:0;height:1.5pt" o:hralign="center" o:hrstd="t" o:hr="t" fillcolor="#a0a0a0" stroked="f"/>
         </w:pict>
       </w:r>
@@ -1322,7 +1451,6 @@
         <w:rPr>
           <w:rFonts w:ascii="Arial Unicode MS" w:eastAsia="Arial Unicode MS" w:hAnsi="Arial Unicode MS" w:cs="Arial Unicode MS"/>
         </w:rPr>
-        <w:lastRenderedPageBreak/>
         <w:t>✅ Why Test Reports Are Important</w:t>
       </w:r>
     </w:p>
@@ -1332,51 +1460,77 @@
       </w:pPr>
       <w:r>
         <w:rPr>
-          <w:b/>
-          <w:shd w:val="clear" w:color="auto" w:fill="B7B7B7"/>
-        </w:rPr>
-        <w:t># Source</w:t>
-      </w:r>
-      <w:r>
-        <w:rPr>
-          <w:shd w:val="clear" w:color="auto" w:fill="B7B7B7"/>
-        </w:rPr>
-        <w:t xml:space="preserve">: </w:t>
-      </w:r>
-      <w:r>
-        <w:rPr>
-          <w:b/>
-          <w:shd w:val="clear" w:color="auto" w:fill="B7B7B7"/>
-        </w:rPr>
-        <w:t xml:space="preserve">Chatgpt </w:t>
-      </w:r>
-      <w:r>
-        <w:rPr>
-          <w:b/>
-          <w:sz w:val="14"/>
-          <w:szCs w:val="14"/>
-          <w:shd w:val="clear" w:color="auto" w:fill="B7B7B7"/>
-        </w:rPr>
-        <w:t>(GPT</w:t>
-      </w:r>
-      <w:r>
-        <w:rPr>
-          <w:rFonts w:ascii="Cambria Math" w:hAnsi="Cambria Math" w:cs="Cambria Math"/>
-          <w:b/>
-          <w:sz w:val="14"/>
-          <w:szCs w:val="14"/>
-          <w:shd w:val="clear" w:color="auto" w:fill="B7B7B7"/>
+          <w:rFonts w:ascii="Arial" w:eastAsia="Arial" w:hAnsi="Arial" w:cs="Arial"/>
+          <w:b/>
+          <w:color w:val="000000"/>
+          <w:sz w:val="18"/>
+          <w:highlight w:val="lightGray"/>
+        </w:rPr>
+        <w:t># Source: AI Source: Provided by: [Data Path</w:t>
+      </w:r>
+      <w:r>
+        <w:rPr>
+          <w:rFonts w:ascii="Arial" w:eastAsia="Arial" w:hAnsi="Arial" w:cs="Arial"/>
+          <w:color w:val="000000"/>
+          <w:sz w:val="18"/>
+          <w:highlight w:val="lightGray"/>
+        </w:rPr>
+        <w:t xml:space="preserve">: Persons Table -&gt; ID Column: 1, Name_En Column: Motasem Essam] -&gt; </w:t>
+      </w:r>
+      <w:r>
+        <w:rPr>
+          <w:rFonts w:ascii="Arial" w:eastAsia="Arial" w:hAnsi="Arial" w:cs="Arial"/>
+          <w:b/>
+          <w:color w:val="000000"/>
+          <w:sz w:val="18"/>
+          <w:highlight w:val="lightGray"/>
+        </w:rPr>
+        <w:t>From:</w:t>
+      </w:r>
+      <w:r>
+        <w:rPr>
+          <w:rFonts w:ascii="Arial" w:eastAsia="Arial" w:hAnsi="Arial" w:cs="Arial"/>
+          <w:color w:val="000000"/>
+          <w:sz w:val="18"/>
+          <w:highlight w:val="lightGray"/>
+        </w:rPr>
+        <w:t xml:space="preserve"> [Chatgpt (GPT</w:t>
+      </w:r>
+      <w:r>
+        <w:rPr>
+          <w:rFonts w:ascii="Arial" w:eastAsia="Arial" w:hAnsi="Arial" w:cs="Cambria Math"/>
+          <w:color w:val="000000"/>
+          <w:sz w:val="18"/>
+          <w:highlight w:val="lightGray"/>
         </w:rPr>
         <w:t>‑</w:t>
       </w:r>
       <w:r>
         <w:rPr>
-          <w:b/>
-          <w:sz w:val="14"/>
-          <w:szCs w:val="14"/>
-          <w:shd w:val="clear" w:color="auto" w:fill="B7B7B7"/>
-        </w:rPr>
-        <w:t>5 Mini) at [8/18/2025]</w:t>
+          <w:rFonts w:ascii="Arial" w:eastAsia="Arial" w:hAnsi="Arial" w:cs="Arial"/>
+          <w:color w:val="000000"/>
+          <w:sz w:val="18"/>
+          <w:highlight w:val="lightGray"/>
+        </w:rPr>
+        <w:t xml:space="preserve">5 Mini)] </w:t>
+      </w:r>
+      <w:r>
+        <w:rPr>
+          <w:rFonts w:ascii="Arial" w:eastAsia="Arial" w:hAnsi="Arial" w:cs="Arial"/>
+          <w:b/>
+          <w:color w:val="000000"/>
+          <w:sz w:val="18"/>
+          <w:highlight w:val="lightGray"/>
+        </w:rPr>
+        <w:t>on</w:t>
+      </w:r>
+      <w:r>
+        <w:rPr>
+          <w:rFonts w:ascii="Arial" w:eastAsia="Arial" w:hAnsi="Arial"/>
+          <w:sz w:val="18"/>
+          <w:highlight w:val="lightGray"/>
+        </w:rPr>
+        <w:t xml:space="preserve"> [8/18/2025]</w:t>
       </w:r>
     </w:p>
     <w:p>
@@ -1528,51 +1682,77 @@
       </w:pPr>
       <w:r>
         <w:rPr>
-          <w:b/>
-          <w:shd w:val="clear" w:color="auto" w:fill="B7B7B7"/>
-        </w:rPr>
-        <w:t># Source</w:t>
-      </w:r>
-      <w:r>
-        <w:rPr>
-          <w:shd w:val="clear" w:color="auto" w:fill="B7B7B7"/>
-        </w:rPr>
-        <w:t xml:space="preserve">: </w:t>
-      </w:r>
-      <w:r>
-        <w:rPr>
-          <w:b/>
-          <w:shd w:val="clear" w:color="auto" w:fill="B7B7B7"/>
-        </w:rPr>
-        <w:t xml:space="preserve">Chatgpt </w:t>
-      </w:r>
-      <w:r>
-        <w:rPr>
-          <w:b/>
-          <w:sz w:val="14"/>
-          <w:szCs w:val="14"/>
-          <w:shd w:val="clear" w:color="auto" w:fill="B7B7B7"/>
-        </w:rPr>
-        <w:t>(GPT</w:t>
-      </w:r>
-      <w:r>
-        <w:rPr>
-          <w:rFonts w:ascii="Cambria Math" w:hAnsi="Cambria Math" w:cs="Cambria Math"/>
-          <w:b/>
-          <w:sz w:val="14"/>
-          <w:szCs w:val="14"/>
-          <w:shd w:val="clear" w:color="auto" w:fill="B7B7B7"/>
+          <w:rFonts w:ascii="Arial" w:eastAsia="Arial" w:hAnsi="Arial" w:cs="Arial"/>
+          <w:b/>
+          <w:color w:val="000000"/>
+          <w:sz w:val="18"/>
+          <w:highlight w:val="lightGray"/>
+        </w:rPr>
+        <w:t># Source: AI Source: Provided by: [Data Path</w:t>
+      </w:r>
+      <w:r>
+        <w:rPr>
+          <w:rFonts w:ascii="Arial" w:eastAsia="Arial" w:hAnsi="Arial" w:cs="Arial"/>
+          <w:color w:val="000000"/>
+          <w:sz w:val="18"/>
+          <w:highlight w:val="lightGray"/>
+        </w:rPr>
+        <w:t xml:space="preserve">: Persons Table -&gt; ID Column: 1, Name_En Column: Motasem Essam] -&gt; </w:t>
+      </w:r>
+      <w:r>
+        <w:rPr>
+          <w:rFonts w:ascii="Arial" w:eastAsia="Arial" w:hAnsi="Arial" w:cs="Arial"/>
+          <w:b/>
+          <w:color w:val="000000"/>
+          <w:sz w:val="18"/>
+          <w:highlight w:val="lightGray"/>
+        </w:rPr>
+        <w:t>From:</w:t>
+      </w:r>
+      <w:r>
+        <w:rPr>
+          <w:rFonts w:ascii="Arial" w:eastAsia="Arial" w:hAnsi="Arial" w:cs="Arial"/>
+          <w:color w:val="000000"/>
+          <w:sz w:val="18"/>
+          <w:highlight w:val="lightGray"/>
+        </w:rPr>
+        <w:t xml:space="preserve"> [Chatgpt (GPT</w:t>
+      </w:r>
+      <w:r>
+        <w:rPr>
+          <w:rFonts w:ascii="Arial" w:eastAsia="Arial" w:hAnsi="Arial" w:cs="Cambria Math"/>
+          <w:color w:val="000000"/>
+          <w:sz w:val="18"/>
+          <w:highlight w:val="lightGray"/>
         </w:rPr>
         <w:t>‑</w:t>
       </w:r>
       <w:r>
         <w:rPr>
-          <w:b/>
-          <w:sz w:val="14"/>
-          <w:szCs w:val="14"/>
-          <w:shd w:val="clear" w:color="auto" w:fill="B7B7B7"/>
-        </w:rPr>
-        <w:t>5 Mini) at [8/18/2025]</w:t>
+          <w:rFonts w:ascii="Arial" w:eastAsia="Arial" w:hAnsi="Arial" w:cs="Arial"/>
+          <w:color w:val="000000"/>
+          <w:sz w:val="18"/>
+          <w:highlight w:val="lightGray"/>
+        </w:rPr>
+        <w:t xml:space="preserve">5 Mini)] </w:t>
+      </w:r>
+      <w:r>
+        <w:rPr>
+          <w:rFonts w:ascii="Arial" w:eastAsia="Arial" w:hAnsi="Arial" w:cs="Arial"/>
+          <w:b/>
+          <w:color w:val="000000"/>
+          <w:sz w:val="18"/>
+          <w:highlight w:val="lightGray"/>
+        </w:rPr>
+        <w:t>on</w:t>
+      </w:r>
+      <w:r>
+        <w:rPr>
+          <w:rFonts w:ascii="Arial" w:eastAsia="Arial" w:hAnsi="Arial"/>
+          <w:sz w:val="18"/>
+          <w:highlight w:val="lightGray"/>
+        </w:rPr>
+        <w:t xml:space="preserve"> [8/18/2025]</w:t>
       </w:r>
     </w:p>
     <w:p>
@@ -1624,7 +1804,7 @@
           <w:ilvl w:val="0"/>
           <w:numId w:val="1"/>
         </w:numPr>
-        <w:spacing w:before="240"/>
+        <w:spacing w:before="240" w:after="0" w:line="276" w:lineRule="auto"/>
         <w:rPr>
           <w:rFonts w:ascii="Roboto Mono" w:eastAsia="Roboto Mono" w:hAnsi="Roboto Mono" w:cs="Roboto Mono"/>
         </w:rPr>
@@ -1674,6 +1854,7 @@
           <w:ilvl w:val="0"/>
           <w:numId w:val="1"/>
         </w:numPr>
+        <w:spacing w:after="0" w:line="276" w:lineRule="auto"/>
         <w:rPr>
           <w:rFonts w:ascii="Roboto Mono" w:eastAsia="Roboto Mono" w:hAnsi="Roboto Mono" w:cs="Roboto Mono"/>
         </w:rPr>
@@ -1710,6 +1891,7 @@
           <w:ilvl w:val="0"/>
           <w:numId w:val="1"/>
         </w:numPr>
+        <w:spacing w:after="0" w:line="276" w:lineRule="auto"/>
         <w:rPr>
           <w:rFonts w:ascii="Roboto Mono" w:eastAsia="Roboto Mono" w:hAnsi="Roboto Mono" w:cs="Roboto Mono"/>
         </w:rPr>
@@ -1746,6 +1928,7 @@
           <w:ilvl w:val="0"/>
           <w:numId w:val="1"/>
         </w:numPr>
+        <w:spacing w:after="0" w:line="276" w:lineRule="auto"/>
         <w:rPr>
           <w:rFonts w:ascii="Roboto Mono" w:eastAsia="Roboto Mono" w:hAnsi="Roboto Mono" w:cs="Roboto Mono"/>
         </w:rPr>
@@ -1782,7 +1965,7 @@
           <w:ilvl w:val="0"/>
           <w:numId w:val="1"/>
         </w:numPr>
-        <w:spacing w:after="240"/>
+        <w:spacing w:after="240" w:line="276" w:lineRule="auto"/>
         <w:rPr>
           <w:rFonts w:ascii="Roboto Mono" w:eastAsia="Roboto Mono" w:hAnsi="Roboto Mono" w:cs="Roboto Mono"/>
         </w:rPr>
@@ -1843,7 +2026,7 @@
         </w:rPr>
       </w:pPr>
       <w:r>
-        <w:pict w14:anchorId="24502F6F">
+        <w:pict w14:anchorId="69D219B9">
           <v:rect id="_x0000_i1029" style="width:0;height:1.5pt" o:hralign="center" o:hrstd="t" o:hr="t" fillcolor="#a0a0a0" stroked="f"/>
         </w:pict>
       </w:r>
@@ -1866,52 +2049,77 @@
       </w:pPr>
       <w:r>
         <w:rPr>
-          <w:b/>
-          <w:shd w:val="clear" w:color="auto" w:fill="B7B7B7"/>
-        </w:rPr>
-        <w:lastRenderedPageBreak/>
-        <w:t># Source</w:t>
-      </w:r>
-      <w:r>
-        <w:rPr>
-          <w:shd w:val="clear" w:color="auto" w:fill="B7B7B7"/>
-        </w:rPr>
-        <w:t xml:space="preserve">: </w:t>
-      </w:r>
-      <w:r>
-        <w:rPr>
-          <w:b/>
-          <w:shd w:val="clear" w:color="auto" w:fill="B7B7B7"/>
-        </w:rPr>
-        <w:t xml:space="preserve">Chatgpt </w:t>
-      </w:r>
-      <w:r>
-        <w:rPr>
-          <w:b/>
-          <w:sz w:val="14"/>
-          <w:szCs w:val="14"/>
-          <w:shd w:val="clear" w:color="auto" w:fill="B7B7B7"/>
-        </w:rPr>
-        <w:t>(GPT</w:t>
-      </w:r>
-      <w:r>
-        <w:rPr>
-          <w:rFonts w:ascii="Cambria Math" w:hAnsi="Cambria Math" w:cs="Cambria Math"/>
-          <w:b/>
-          <w:sz w:val="14"/>
-          <w:szCs w:val="14"/>
-          <w:shd w:val="clear" w:color="auto" w:fill="B7B7B7"/>
+          <w:rFonts w:ascii="Arial" w:eastAsia="Arial" w:hAnsi="Arial" w:cs="Arial"/>
+          <w:b/>
+          <w:color w:val="000000"/>
+          <w:sz w:val="18"/>
+          <w:highlight w:val="lightGray"/>
+        </w:rPr>
+        <w:t># Source: AI Source: Provided by: [Data Path</w:t>
+      </w:r>
+      <w:r>
+        <w:rPr>
+          <w:rFonts w:ascii="Arial" w:eastAsia="Arial" w:hAnsi="Arial" w:cs="Arial"/>
+          <w:color w:val="000000"/>
+          <w:sz w:val="18"/>
+          <w:highlight w:val="lightGray"/>
+        </w:rPr>
+        <w:t xml:space="preserve">: Persons Table -&gt; ID Column: 1, Name_En Column: Motasem Essam] -&gt; </w:t>
+      </w:r>
+      <w:r>
+        <w:rPr>
+          <w:rFonts w:ascii="Arial" w:eastAsia="Arial" w:hAnsi="Arial" w:cs="Arial"/>
+          <w:b/>
+          <w:color w:val="000000"/>
+          <w:sz w:val="18"/>
+          <w:highlight w:val="lightGray"/>
+        </w:rPr>
+        <w:t>From:</w:t>
+      </w:r>
+      <w:r>
+        <w:rPr>
+          <w:rFonts w:ascii="Arial" w:eastAsia="Arial" w:hAnsi="Arial" w:cs="Arial"/>
+          <w:color w:val="000000"/>
+          <w:sz w:val="18"/>
+          <w:highlight w:val="lightGray"/>
+        </w:rPr>
+        <w:t xml:space="preserve"> [Chatgpt (GPT</w:t>
+      </w:r>
+      <w:r>
+        <w:rPr>
+          <w:rFonts w:ascii="Arial" w:eastAsia="Arial" w:hAnsi="Arial" w:cs="Cambria Math"/>
+          <w:color w:val="000000"/>
+          <w:sz w:val="18"/>
+          <w:highlight w:val="lightGray"/>
         </w:rPr>
         <w:t>‑</w:t>
       </w:r>
       <w:r>
         <w:rPr>
-          <w:b/>
-          <w:sz w:val="14"/>
-          <w:szCs w:val="14"/>
-          <w:shd w:val="clear" w:color="auto" w:fill="B7B7B7"/>
-        </w:rPr>
-        <w:t>5 Mini) at [8/18/2025]</w:t>
+          <w:rFonts w:ascii="Arial" w:eastAsia="Arial" w:hAnsi="Arial" w:cs="Arial"/>
+          <w:color w:val="000000"/>
+          <w:sz w:val="18"/>
+          <w:highlight w:val="lightGray"/>
+        </w:rPr>
+        <w:t xml:space="preserve">5 Mini)] </w:t>
+      </w:r>
+      <w:r>
+        <w:rPr>
+          <w:rFonts w:ascii="Arial" w:eastAsia="Arial" w:hAnsi="Arial" w:cs="Arial"/>
+          <w:b/>
+          <w:color w:val="000000"/>
+          <w:sz w:val="18"/>
+          <w:highlight w:val="lightGray"/>
+        </w:rPr>
+        <w:t>on</w:t>
+      </w:r>
+      <w:r>
+        <w:rPr>
+          <w:rFonts w:ascii="Arial" w:eastAsia="Arial" w:hAnsi="Arial"/>
+          <w:sz w:val="18"/>
+          <w:highlight w:val="lightGray"/>
+        </w:rPr>
+        <w:t xml:space="preserve"> [8/18/2025]</w:t>
       </w:r>
     </w:p>
     <w:p>
@@ -1934,7 +2142,7 @@
           <w:ilvl w:val="0"/>
           <w:numId w:val="2"/>
         </w:numPr>
-        <w:spacing w:before="240"/>
+        <w:spacing w:before="240" w:after="0" w:line="276" w:lineRule="auto"/>
         <w:rPr>
           <w:rFonts w:ascii="Roboto Mono" w:eastAsia="Roboto Mono" w:hAnsi="Roboto Mono" w:cs="Roboto Mono"/>
         </w:rPr>
@@ -1965,6 +2173,7 @@
           <w:ilvl w:val="0"/>
           <w:numId w:val="2"/>
         </w:numPr>
+        <w:spacing w:after="0" w:line="276" w:lineRule="auto"/>
         <w:rPr>
           <w:rFonts w:ascii="Roboto Mono" w:eastAsia="Roboto Mono" w:hAnsi="Roboto Mono" w:cs="Roboto Mono"/>
         </w:rPr>
@@ -1995,6 +2204,7 @@
           <w:ilvl w:val="0"/>
           <w:numId w:val="2"/>
         </w:numPr>
+        <w:spacing w:after="0" w:line="276" w:lineRule="auto"/>
         <w:rPr>
           <w:rFonts w:ascii="Roboto Mono" w:eastAsia="Roboto Mono" w:hAnsi="Roboto Mono" w:cs="Roboto Mono"/>
         </w:rPr>
@@ -2025,6 +2235,7 @@
           <w:ilvl w:val="0"/>
           <w:numId w:val="2"/>
         </w:numPr>
+        <w:spacing w:after="0" w:line="276" w:lineRule="auto"/>
         <w:rPr>
           <w:rFonts w:ascii="Roboto Mono" w:eastAsia="Roboto Mono" w:hAnsi="Roboto Mono" w:cs="Roboto Mono"/>
         </w:rPr>
@@ -2055,6 +2266,7 @@
           <w:ilvl w:val="0"/>
           <w:numId w:val="2"/>
         </w:numPr>
+        <w:spacing w:after="0" w:line="276" w:lineRule="auto"/>
         <w:rPr>
           <w:rFonts w:ascii="Roboto Mono" w:eastAsia="Roboto Mono" w:hAnsi="Roboto Mono" w:cs="Roboto Mono"/>
         </w:rPr>
@@ -2085,6 +2297,7 @@
           <w:ilvl w:val="0"/>
           <w:numId w:val="2"/>
         </w:numPr>
+        <w:spacing w:after="0" w:line="276" w:lineRule="auto"/>
         <w:rPr>
           <w:rFonts w:ascii="Roboto Mono" w:eastAsia="Roboto Mono" w:hAnsi="Roboto Mono" w:cs="Roboto Mono"/>
         </w:rPr>
@@ -2115,6 +2328,7 @@
           <w:ilvl w:val="0"/>
           <w:numId w:val="2"/>
         </w:numPr>
+        <w:spacing w:after="0" w:line="276" w:lineRule="auto"/>
         <w:rPr>
           <w:rFonts w:ascii="Roboto Mono" w:eastAsia="Roboto Mono" w:hAnsi="Roboto Mono" w:cs="Roboto Mono"/>
         </w:rPr>
@@ -2145,6 +2359,7 @@
           <w:ilvl w:val="0"/>
           <w:numId w:val="2"/>
         </w:numPr>
+        <w:spacing w:after="0" w:line="276" w:lineRule="auto"/>
         <w:rPr>
           <w:rFonts w:ascii="Roboto Mono" w:eastAsia="Roboto Mono" w:hAnsi="Roboto Mono" w:cs="Roboto Mono"/>
         </w:rPr>
@@ -2175,6 +2390,7 @@
           <w:ilvl w:val="0"/>
           <w:numId w:val="2"/>
         </w:numPr>
+        <w:spacing w:after="0" w:line="276" w:lineRule="auto"/>
         <w:rPr>
           <w:rFonts w:ascii="Roboto Mono" w:eastAsia="Roboto Mono" w:hAnsi="Roboto Mono" w:cs="Roboto Mono"/>
         </w:rPr>
@@ -2205,7 +2421,7 @@
           <w:ilvl w:val="0"/>
           <w:numId w:val="2"/>
         </w:numPr>
-        <w:spacing w:after="240"/>
+        <w:spacing w:after="240" w:line="276" w:lineRule="auto"/>
         <w:rPr>
           <w:rFonts w:ascii="Roboto Mono" w:eastAsia="Roboto Mono" w:hAnsi="Roboto Mono" w:cs="Roboto Mono"/>
         </w:rPr>
@@ -2251,7 +2467,7 @@
         </w:rPr>
       </w:pPr>
       <w:r>
-        <w:pict w14:anchorId="333871CB">
+        <w:pict w14:anchorId="3C31BB3A">
           <v:rect id="_x0000_i1030" style="width:0;height:1.5pt" o:hralign="center" o:hrstd="t" o:hr="t" fillcolor="#a0a0a0" stroked="f"/>
         </w:pict>
       </w:r>
@@ -2274,51 +2490,77 @@
       </w:pPr>
       <w:r>
         <w:rPr>
-          <w:b/>
-          <w:shd w:val="clear" w:color="auto" w:fill="B7B7B7"/>
-        </w:rPr>
-        <w:t># Source</w:t>
-      </w:r>
-      <w:r>
-        <w:rPr>
-          <w:shd w:val="clear" w:color="auto" w:fill="B7B7B7"/>
-        </w:rPr>
-        <w:t xml:space="preserve">: </w:t>
-      </w:r>
-      <w:r>
-        <w:rPr>
-          <w:b/>
-          <w:shd w:val="clear" w:color="auto" w:fill="B7B7B7"/>
-        </w:rPr>
-        <w:t xml:space="preserve">Chatgpt </w:t>
-      </w:r>
-      <w:r>
-        <w:rPr>
-          <w:b/>
-          <w:sz w:val="14"/>
-          <w:szCs w:val="14"/>
-          <w:shd w:val="clear" w:color="auto" w:fill="B7B7B7"/>
-        </w:rPr>
-        <w:t>(GPT</w:t>
-      </w:r>
-      <w:r>
-        <w:rPr>
-          <w:rFonts w:ascii="Cambria Math" w:hAnsi="Cambria Math" w:cs="Cambria Math"/>
-          <w:b/>
-          <w:sz w:val="14"/>
-          <w:szCs w:val="14"/>
-          <w:shd w:val="clear" w:color="auto" w:fill="B7B7B7"/>
+          <w:rFonts w:ascii="Arial" w:eastAsia="Arial" w:hAnsi="Arial" w:cs="Arial"/>
+          <w:b/>
+          <w:color w:val="000000"/>
+          <w:sz w:val="18"/>
+          <w:highlight w:val="lightGray"/>
+        </w:rPr>
+        <w:t># Source: AI Source: Provided by: [Data Path</w:t>
+      </w:r>
+      <w:r>
+        <w:rPr>
+          <w:rFonts w:ascii="Arial" w:eastAsia="Arial" w:hAnsi="Arial" w:cs="Arial"/>
+          <w:color w:val="000000"/>
+          <w:sz w:val="18"/>
+          <w:highlight w:val="lightGray"/>
+        </w:rPr>
+        <w:t xml:space="preserve">: Persons Table -&gt; ID Column: 1, Name_En Column: Motasem Essam] -&gt; </w:t>
+      </w:r>
+      <w:r>
+        <w:rPr>
+          <w:rFonts w:ascii="Arial" w:eastAsia="Arial" w:hAnsi="Arial" w:cs="Arial"/>
+          <w:b/>
+          <w:color w:val="000000"/>
+          <w:sz w:val="18"/>
+          <w:highlight w:val="lightGray"/>
+        </w:rPr>
+        <w:t>From:</w:t>
+      </w:r>
+      <w:r>
+        <w:rPr>
+          <w:rFonts w:ascii="Arial" w:eastAsia="Arial" w:hAnsi="Arial" w:cs="Arial"/>
+          <w:color w:val="000000"/>
+          <w:sz w:val="18"/>
+          <w:highlight w:val="lightGray"/>
+        </w:rPr>
+        <w:t xml:space="preserve"> [Chatgpt (GPT</w:t>
+      </w:r>
+      <w:r>
+        <w:rPr>
+          <w:rFonts w:ascii="Arial" w:eastAsia="Arial" w:hAnsi="Arial" w:cs="Cambria Math"/>
+          <w:color w:val="000000"/>
+          <w:sz w:val="18"/>
+          <w:highlight w:val="lightGray"/>
         </w:rPr>
         <w:t>‑</w:t>
       </w:r>
       <w:r>
         <w:rPr>
-          <w:b/>
-          <w:sz w:val="14"/>
-          <w:szCs w:val="14"/>
-          <w:shd w:val="clear" w:color="auto" w:fill="B7B7B7"/>
-        </w:rPr>
-        <w:t>5 Mini) at [8/18/2025]</w:t>
+          <w:rFonts w:ascii="Arial" w:eastAsia="Arial" w:hAnsi="Arial" w:cs="Arial"/>
+          <w:color w:val="000000"/>
+          <w:sz w:val="18"/>
+          <w:highlight w:val="lightGray"/>
+        </w:rPr>
+        <w:t xml:space="preserve">5 Mini)] </w:t>
+      </w:r>
+      <w:r>
+        <w:rPr>
+          <w:rFonts w:ascii="Arial" w:eastAsia="Arial" w:hAnsi="Arial" w:cs="Arial"/>
+          <w:b/>
+          <w:color w:val="000000"/>
+          <w:sz w:val="18"/>
+          <w:highlight w:val="lightGray"/>
+        </w:rPr>
+        <w:t>on</w:t>
+      </w:r>
+      <w:r>
+        <w:rPr>
+          <w:rFonts w:ascii="Arial" w:eastAsia="Arial" w:hAnsi="Arial"/>
+          <w:sz w:val="18"/>
+          <w:highlight w:val="lightGray"/>
+        </w:rPr>
+        <w:t xml:space="preserve"> [8/18/2025]</w:t>
       </w:r>
     </w:p>
     <w:p>
@@ -2354,7 +2596,7 @@
           <w:ilvl w:val="0"/>
           <w:numId w:val="4"/>
         </w:numPr>
-        <w:spacing w:before="240"/>
+        <w:spacing w:before="240" w:after="0" w:line="276" w:lineRule="auto"/>
         <w:rPr>
           <w:rFonts w:ascii="Roboto Mono" w:eastAsia="Roboto Mono" w:hAnsi="Roboto Mono" w:cs="Roboto Mono"/>
         </w:rPr>
@@ -2380,15 +2622,15 @@
           <w:ilvl w:val="1"/>
           <w:numId w:val="4"/>
         </w:numPr>
-        <w:rPr>
-          <w:rFonts w:ascii="Roboto Mono" w:eastAsia="Roboto Mono" w:hAnsi="Roboto Mono" w:cs="Roboto Mono"/>
-        </w:rPr>
-      </w:pPr>
-      <w:r>
-        <w:rPr>
-          <w:rFonts w:ascii="Roboto Mono" w:eastAsia="Roboto Mono" w:hAnsi="Roboto Mono" w:cs="Roboto Mono"/>
-        </w:rPr>
-        <w:lastRenderedPageBreak/>
+        <w:spacing w:after="0" w:line="276" w:lineRule="auto"/>
+        <w:rPr>
+          <w:rFonts w:ascii="Roboto Mono" w:eastAsia="Roboto Mono" w:hAnsi="Roboto Mono" w:cs="Roboto Mono"/>
+        </w:rPr>
+      </w:pPr>
+      <w:r>
+        <w:rPr>
+          <w:rFonts w:ascii="Roboto Mono" w:eastAsia="Roboto Mono" w:hAnsi="Roboto Mono" w:cs="Roboto Mono"/>
+        </w:rPr>
         <w:t>Monitor testing progress, resource usage, and strategy alignment.</w:t>
       </w:r>
       <w:r>
@@ -2404,6 +2646,7 @@
           <w:ilvl w:val="0"/>
           <w:numId w:val="4"/>
         </w:numPr>
+        <w:spacing w:after="0" w:line="276" w:lineRule="auto"/>
         <w:rPr>
           <w:rFonts w:ascii="Roboto Mono" w:eastAsia="Roboto Mono" w:hAnsi="Roboto Mono" w:cs="Roboto Mono"/>
         </w:rPr>
@@ -2429,6 +2672,7 @@
           <w:ilvl w:val="1"/>
           <w:numId w:val="4"/>
         </w:numPr>
+        <w:spacing w:after="0" w:line="276" w:lineRule="auto"/>
         <w:rPr>
           <w:rFonts w:ascii="Roboto Mono" w:eastAsia="Roboto Mono" w:hAnsi="Roboto Mono" w:cs="Roboto Mono"/>
         </w:rPr>
@@ -2452,6 +2696,7 @@
           <w:ilvl w:val="0"/>
           <w:numId w:val="4"/>
         </w:numPr>
+        <w:spacing w:after="0" w:line="276" w:lineRule="auto"/>
         <w:rPr>
           <w:rFonts w:ascii="Roboto Mono" w:eastAsia="Roboto Mono" w:hAnsi="Roboto Mono" w:cs="Roboto Mono"/>
         </w:rPr>
@@ -2477,6 +2722,7 @@
           <w:ilvl w:val="1"/>
           <w:numId w:val="4"/>
         </w:numPr>
+        <w:spacing w:after="0" w:line="276" w:lineRule="auto"/>
         <w:rPr>
           <w:rFonts w:ascii="Roboto Mono" w:eastAsia="Roboto Mono" w:hAnsi="Roboto Mono" w:cs="Roboto Mono"/>
         </w:rPr>
@@ -2500,6 +2746,7 @@
           <w:ilvl w:val="0"/>
           <w:numId w:val="4"/>
         </w:numPr>
+        <w:spacing w:after="0" w:line="276" w:lineRule="auto"/>
         <w:rPr>
           <w:rFonts w:ascii="Roboto Mono" w:eastAsia="Roboto Mono" w:hAnsi="Roboto Mono" w:cs="Roboto Mono"/>
         </w:rPr>
@@ -2525,6 +2772,7 @@
           <w:ilvl w:val="1"/>
           <w:numId w:val="4"/>
         </w:numPr>
+        <w:spacing w:after="0" w:line="276" w:lineRule="auto"/>
         <w:rPr>
           <w:rFonts w:ascii="Roboto Mono" w:eastAsia="Roboto Mono" w:hAnsi="Roboto Mono" w:cs="Roboto Mono"/>
         </w:rPr>
@@ -2548,6 +2796,7 @@
           <w:ilvl w:val="0"/>
           <w:numId w:val="4"/>
         </w:numPr>
+        <w:spacing w:after="0" w:line="276" w:lineRule="auto"/>
         <w:rPr>
           <w:rFonts w:ascii="Roboto Mono" w:eastAsia="Roboto Mono" w:hAnsi="Roboto Mono" w:cs="Roboto Mono"/>
         </w:rPr>
@@ -2573,7 +2822,7 @@
           <w:ilvl w:val="1"/>
           <w:numId w:val="4"/>
         </w:numPr>
-        <w:spacing w:after="240"/>
+        <w:spacing w:after="240" w:line="276" w:lineRule="auto"/>
         <w:rPr>
           <w:rFonts w:ascii="Roboto Mono" w:eastAsia="Roboto Mono" w:hAnsi="Roboto Mono" w:cs="Roboto Mono"/>
         </w:rPr>
@@ -2599,7 +2848,7 @@
         </w:rPr>
       </w:pPr>
       <w:r>
-        <w:pict w14:anchorId="177242A1">
+        <w:pict w14:anchorId="5AE884EC">
           <v:rect id="_x0000_i1031" style="width:0;height:1.5pt" o:hralign="center" o:hrstd="t" o:hr="t" fillcolor="#a0a0a0" stroked="f"/>
         </w:pict>
       </w:r>
@@ -2633,51 +2882,77 @@
       </w:pPr>
       <w:r>
         <w:rPr>
-          <w:b/>
-          <w:shd w:val="clear" w:color="auto" w:fill="B7B7B7"/>
-        </w:rPr>
-        <w:t># Source</w:t>
-      </w:r>
-      <w:r>
-        <w:rPr>
-          <w:shd w:val="clear" w:color="auto" w:fill="B7B7B7"/>
-        </w:rPr>
-        <w:t xml:space="preserve">: </w:t>
-      </w:r>
-      <w:r>
-        <w:rPr>
-          <w:b/>
-          <w:shd w:val="clear" w:color="auto" w:fill="B7B7B7"/>
-        </w:rPr>
-        <w:t xml:space="preserve">Chatgpt </w:t>
-      </w:r>
-      <w:r>
-        <w:rPr>
-          <w:b/>
-          <w:sz w:val="14"/>
-          <w:szCs w:val="14"/>
-          <w:shd w:val="clear" w:color="auto" w:fill="B7B7B7"/>
-        </w:rPr>
-        <w:t>(GPT</w:t>
-      </w:r>
-      <w:r>
-        <w:rPr>
-          <w:rFonts w:ascii="Cambria Math" w:hAnsi="Cambria Math" w:cs="Cambria Math"/>
-          <w:b/>
-          <w:sz w:val="14"/>
-          <w:szCs w:val="14"/>
-          <w:shd w:val="clear" w:color="auto" w:fill="B7B7B7"/>
+          <w:rFonts w:ascii="Arial" w:eastAsia="Arial" w:hAnsi="Arial" w:cs="Arial"/>
+          <w:b/>
+          <w:color w:val="000000"/>
+          <w:sz w:val="18"/>
+          <w:highlight w:val="lightGray"/>
+        </w:rPr>
+        <w:t># Source: AI Source: Provided by: [Data Path</w:t>
+      </w:r>
+      <w:r>
+        <w:rPr>
+          <w:rFonts w:ascii="Arial" w:eastAsia="Arial" w:hAnsi="Arial" w:cs="Arial"/>
+          <w:color w:val="000000"/>
+          <w:sz w:val="18"/>
+          <w:highlight w:val="lightGray"/>
+        </w:rPr>
+        <w:t xml:space="preserve">: Persons Table -&gt; ID Column: 1, Name_En Column: Motasem Essam] -&gt; </w:t>
+      </w:r>
+      <w:r>
+        <w:rPr>
+          <w:rFonts w:ascii="Arial" w:eastAsia="Arial" w:hAnsi="Arial" w:cs="Arial"/>
+          <w:b/>
+          <w:color w:val="000000"/>
+          <w:sz w:val="18"/>
+          <w:highlight w:val="lightGray"/>
+        </w:rPr>
+        <w:t>From:</w:t>
+      </w:r>
+      <w:r>
+        <w:rPr>
+          <w:rFonts w:ascii="Arial" w:eastAsia="Arial" w:hAnsi="Arial" w:cs="Arial"/>
+          <w:color w:val="000000"/>
+          <w:sz w:val="18"/>
+          <w:highlight w:val="lightGray"/>
+        </w:rPr>
+        <w:t xml:space="preserve"> [Chatgpt (GPT</w:t>
+      </w:r>
+      <w:r>
+        <w:rPr>
+          <w:rFonts w:ascii="Arial" w:eastAsia="Arial" w:hAnsi="Arial" w:cs="Cambria Math"/>
+          <w:color w:val="000000"/>
+          <w:sz w:val="18"/>
+          <w:highlight w:val="lightGray"/>
         </w:rPr>
         <w:t>‑</w:t>
       </w:r>
       <w:r>
         <w:rPr>
-          <w:b/>
-          <w:sz w:val="14"/>
-          <w:szCs w:val="14"/>
-          <w:shd w:val="clear" w:color="auto" w:fill="B7B7B7"/>
-        </w:rPr>
-        <w:t>5 Mini) at [8/18/2025]</w:t>
+          <w:rFonts w:ascii="Arial" w:eastAsia="Arial" w:hAnsi="Arial" w:cs="Arial"/>
+          <w:color w:val="000000"/>
+          <w:sz w:val="18"/>
+          <w:highlight w:val="lightGray"/>
+        </w:rPr>
+        <w:t xml:space="preserve">5 Mini)] </w:t>
+      </w:r>
+      <w:r>
+        <w:rPr>
+          <w:rFonts w:ascii="Arial" w:eastAsia="Arial" w:hAnsi="Arial" w:cs="Arial"/>
+          <w:b/>
+          <w:color w:val="000000"/>
+          <w:sz w:val="18"/>
+          <w:highlight w:val="lightGray"/>
+        </w:rPr>
+        <w:t>on</w:t>
+      </w:r>
+      <w:r>
+        <w:rPr>
+          <w:rFonts w:ascii="Arial" w:eastAsia="Arial" w:hAnsi="Arial"/>
+          <w:sz w:val="18"/>
+          <w:highlight w:val="lightGray"/>
+        </w:rPr>
+        <w:t xml:space="preserve"> [8/18/2025]</w:t>
       </w:r>
     </w:p>
     <w:p>
@@ -2686,7 +2961,7 @@
           <w:noProof/>
         </w:rPr>
         <w:drawing>
-          <wp:inline distT="114300" distB="114300" distL="114300" distR="114300" wp14:anchorId="0255957C" wp14:editId="28546F85">
+          <wp:inline distT="114300" distB="114300" distL="114300" distR="114300" wp14:anchorId="5B239FFE" wp14:editId="00BDB835">
             <wp:extent cx="5943600" cy="1765300"/>
             <wp:effectExtent l="0" t="0" r="0" b="0"/>
             <wp:docPr id="1" name="image1.png"/>
@@ -2877,7 +3152,6 @@
                 <w:rFonts w:ascii="Roboto Mono" w:eastAsia="Roboto Mono" w:hAnsi="Roboto Mono" w:cs="Roboto Mono"/>
                 <w:b/>
               </w:rPr>
-              <w:lastRenderedPageBreak/>
               <w:t>Purpose</w:t>
             </w:r>
           </w:p>
@@ -3146,7 +3420,7 @@
     </w:tbl>
     <w:p>
       <w:r>
-        <w:pict w14:anchorId="1572D1B7">
+        <w:pict w14:anchorId="25403E4F">
           <v:rect id="_x0000_i1032" style="width:0;height:1.5pt" o:hralign="center" o:hrstd="t" o:hr="t" fillcolor="#a0a0a0" stroked="f"/>
         </w:pict>
       </w:r>
@@ -3182,18 +3456,19 @@
     </w:p>
     <w:p>
       <w:r>
-        <w:pict w14:anchorId="70E407EF">
+        <w:pict w14:anchorId="2CA317BF">
           <v:rect id="_x0000_i1033" style="width:0;height:1.5pt" o:hralign="center" o:hrstd="t" o:hr="t" fillcolor="#a0a0a0" stroked="f"/>
         </w:pict>
       </w:r>
     </w:p>
+    <w:p/>
     <w:p/>
     <w:p/>
     <w:sectPr>
       <w:pgSz w:w="12240" w:h="15840"/>
       <w:pgMar w:top="1440" w:right="1440" w:bottom="1440" w:left="1440" w:header="720" w:footer="720" w:gutter="0"/>
-      <w:pgNumType w:start="1"/>
       <w:cols w:space="720"/>
+      <w:docGrid w:linePitch="360"/>
     </w:sectPr>
   </w:body>
 </w:document>
@@ -4300,18 +4575,6 @@
   <w:style w:type="paragraph" w:default="1" w:styleId="Normal">
     <w:name w:val="Normal"/>
     <w:qFormat/>
-    <w:rsid w:val="00FB19A7"/>
-    <w:pPr>
-      <w:spacing w:after="0" w:line="276" w:lineRule="auto"/>
-    </w:pPr>
-    <w:rPr>
-      <w:rFonts w:ascii="Arial" w:eastAsia="Arial" w:hAnsi="Arial" w:cs="Arial"/>
-      <w:kern w:val="0"/>
-      <w:sz w:val="22"/>
-      <w:szCs w:val="22"/>
-      <w:lang w:val="en"/>
-      <w14:ligatures w14:val="none"/>
-    </w:rPr>
   </w:style>
   <w:style w:type="paragraph" w:styleId="Heading1">
     <w:name w:val="heading 1"/>
@@ -4320,7 +4583,7 @@
     <w:link w:val="Heading1Char"/>
     <w:uiPriority w:val="9"/>
     <w:qFormat/>
-    <w:rsid w:val="00C547D8"/>
+    <w:rsid w:val="006039F9"/>
     <w:pPr>
       <w:keepNext/>
       <w:keepLines/>
@@ -4342,7 +4605,7 @@
     <w:uiPriority w:val="9"/>
     <w:unhideWhenUsed/>
     <w:qFormat/>
-    <w:rsid w:val="00C547D8"/>
+    <w:rsid w:val="006039F9"/>
     <w:pPr>
       <w:keepNext/>
       <w:keepLines/>
@@ -4364,7 +4627,7 @@
     <w:uiPriority w:val="9"/>
     <w:unhideWhenUsed/>
     <w:qFormat/>
-    <w:rsid w:val="00C547D8"/>
+    <w:rsid w:val="006039F9"/>
     <w:pPr>
       <w:keepNext/>
       <w:keepLines/>
@@ -4387,7 +4650,7 @@
     <w:semiHidden/>
     <w:unhideWhenUsed/>
     <w:qFormat/>
-    <w:rsid w:val="00C547D8"/>
+    <w:rsid w:val="006039F9"/>
     <w:pPr>
       <w:keepNext/>
       <w:keepLines/>
@@ -4410,7 +4673,7 @@
     <w:semiHidden/>
     <w:unhideWhenUsed/>
     <w:qFormat/>
-    <w:rsid w:val="00C547D8"/>
+    <w:rsid w:val="006039F9"/>
     <w:pPr>
       <w:keepNext/>
       <w:keepLines/>
@@ -4431,11 +4694,11 @@
     <w:semiHidden/>
     <w:unhideWhenUsed/>
     <w:qFormat/>
-    <w:rsid w:val="00C547D8"/>
+    <w:rsid w:val="006039F9"/>
     <w:pPr>
       <w:keepNext/>
       <w:keepLines/>
-      <w:spacing w:before="40"/>
+      <w:spacing w:before="40" w:after="0"/>
       <w:outlineLvl w:val="5"/>
     </w:pPr>
     <w:rPr>
@@ -4454,11 +4717,11 @@
     <w:semiHidden/>
     <w:unhideWhenUsed/>
     <w:qFormat/>
-    <w:rsid w:val="00C547D8"/>
+    <w:rsid w:val="006039F9"/>
     <w:pPr>
       <w:keepNext/>
       <w:keepLines/>
-      <w:spacing w:before="40"/>
+      <w:spacing w:before="40" w:after="0"/>
       <w:outlineLvl w:val="6"/>
     </w:pPr>
     <w:rPr>
@@ -4475,10 +4738,11 @@
     <w:semiHidden/>
     <w:unhideWhenUsed/>
     <w:qFormat/>
-    <w:rsid w:val="00C547D8"/>
+    <w:rsid w:val="006039F9"/>
     <w:pPr>
       <w:keepNext/>
       <w:keepLines/>
+      <w:spacing w:after="0"/>
       <w:outlineLvl w:val="7"/>
     </w:pPr>
     <w:rPr>
@@ -4497,10 +4761,11 @@
     <w:semiHidden/>
     <w:unhideWhenUsed/>
     <w:qFormat/>
-    <w:rsid w:val="00C547D8"/>
+    <w:rsid w:val="006039F9"/>
     <w:pPr>
       <w:keepNext/>
       <w:keepLines/>
+      <w:spacing w:after="0"/>
       <w:outlineLvl w:val="8"/>
     </w:pPr>
     <w:rPr>
@@ -4540,7 +4805,7 @@
     <w:basedOn w:val="DefaultParagraphFont"/>
     <w:link w:val="Heading1"/>
     <w:uiPriority w:val="9"/>
-    <w:rsid w:val="00C547D8"/>
+    <w:rsid w:val="006039F9"/>
     <w:rPr>
       <w:rFonts w:asciiTheme="majorHAnsi" w:eastAsiaTheme="majorEastAsia" w:hAnsiTheme="majorHAnsi" w:cstheme="majorBidi"/>
       <w:color w:val="2F5496" w:themeColor="accent1" w:themeShade="BF"/>
@@ -4553,7 +4818,7 @@
     <w:basedOn w:val="DefaultParagraphFont"/>
     <w:link w:val="Heading2"/>
     <w:uiPriority w:val="9"/>
-    <w:rsid w:val="00C547D8"/>
+    <w:rsid w:val="006039F9"/>
     <w:rPr>
       <w:rFonts w:asciiTheme="majorHAnsi" w:eastAsiaTheme="majorEastAsia" w:hAnsiTheme="majorHAnsi" w:cstheme="majorBidi"/>
       <w:color w:val="2F5496" w:themeColor="accent1" w:themeShade="BF"/>
@@ -4566,7 +4831,7 @@
     <w:basedOn w:val="DefaultParagraphFont"/>
     <w:link w:val="Heading3"/>
     <w:uiPriority w:val="9"/>
-    <w:rsid w:val="00C547D8"/>
+    <w:rsid w:val="006039F9"/>
     <w:rPr>
       <w:rFonts w:eastAsiaTheme="majorEastAsia" w:cstheme="majorBidi"/>
       <w:color w:val="2F5496" w:themeColor="accent1" w:themeShade="BF"/>
@@ -4580,7 +4845,7 @@
     <w:link w:val="Heading4"/>
     <w:uiPriority w:val="9"/>
     <w:semiHidden/>
-    <w:rsid w:val="00C547D8"/>
+    <w:rsid w:val="006039F9"/>
     <w:rPr>
       <w:rFonts w:eastAsiaTheme="majorEastAsia" w:cstheme="majorBidi"/>
       <w:i/>
@@ -4594,7 +4859,7 @@
     <w:link w:val="Heading5"/>
     <w:uiPriority w:val="9"/>
     <w:semiHidden/>
-    <w:rsid w:val="00C547D8"/>
+    <w:rsid w:val="006039F9"/>
     <w:rPr>
       <w:rFonts w:eastAsiaTheme="majorEastAsia" w:cstheme="majorBidi"/>
       <w:color w:val="2F5496" w:themeColor="accent1" w:themeShade="BF"/>
@@ -4606,7 +4871,7 @@
     <w:link w:val="Heading6"/>
     <w:uiPriority w:val="9"/>
     <w:semiHidden/>
-    <w:rsid w:val="00C547D8"/>
+    <w:rsid w:val="006039F9"/>
     <w:rPr>
       <w:rFonts w:eastAsiaTheme="majorEastAsia" w:cstheme="majorBidi"/>
       <w:i/>
@@ -4620,7 +4885,7 @@
     <w:link w:val="Heading7"/>
     <w:uiPriority w:val="9"/>
     <w:semiHidden/>
-    <w:rsid w:val="00C547D8"/>
+    <w:rsid w:val="006039F9"/>
     <w:rPr>
       <w:rFonts w:eastAsiaTheme="majorEastAsia" w:cstheme="majorBidi"/>
       <w:color w:val="595959" w:themeColor="text1" w:themeTint="A6"/>
@@ -4632,7 +4897,7 @@
     <w:link w:val="Heading8"/>
     <w:uiPriority w:val="9"/>
     <w:semiHidden/>
-    <w:rsid w:val="00C547D8"/>
+    <w:rsid w:val="006039F9"/>
     <w:rPr>
       <w:rFonts w:eastAsiaTheme="majorEastAsia" w:cstheme="majorBidi"/>
       <w:i/>
@@ -4646,7 +4911,7 @@
     <w:link w:val="Heading9"/>
     <w:uiPriority w:val="9"/>
     <w:semiHidden/>
-    <w:rsid w:val="00C547D8"/>
+    <w:rsid w:val="006039F9"/>
     <w:rPr>
       <w:rFonts w:eastAsiaTheme="majorEastAsia" w:cstheme="majorBidi"/>
       <w:color w:val="272727" w:themeColor="text1" w:themeTint="D8"/>
@@ -4659,7 +4924,7 @@
     <w:link w:val="TitleChar"/>
     <w:uiPriority w:val="10"/>
     <w:qFormat/>
-    <w:rsid w:val="00C547D8"/>
+    <w:rsid w:val="006039F9"/>
     <w:pPr>
       <w:spacing w:after="80" w:line="240" w:lineRule="auto"/>
       <w:contextualSpacing/>
@@ -4677,7 +4942,7 @@
     <w:basedOn w:val="DefaultParagraphFont"/>
     <w:link w:val="Title"/>
     <w:uiPriority w:val="10"/>
-    <w:rsid w:val="00C547D8"/>
+    <w:rsid w:val="006039F9"/>
     <w:rPr>
       <w:rFonts w:asciiTheme="majorHAnsi" w:eastAsiaTheme="majorEastAsia" w:hAnsiTheme="majorHAnsi" w:cstheme="majorBidi"/>
       <w:spacing w:val="-10"/>
@@ -4693,7 +4958,7 @@
     <w:link w:val="SubtitleChar"/>
     <w:uiPriority w:val="11"/>
     <w:qFormat/>
-    <w:rsid w:val="00C547D8"/>
+    <w:rsid w:val="006039F9"/>
     <w:pPr>
       <w:numPr>
         <w:ilvl w:val="1"/>
@@ -4712,7 +4977,7 @@
     <w:basedOn w:val="DefaultParagraphFont"/>
     <w:link w:val="Subtitle"/>
     <w:uiPriority w:val="11"/>
-    <w:rsid w:val="00C547D8"/>
+    <w:rsid w:val="006039F9"/>
     <w:rPr>
       <w:rFonts w:eastAsiaTheme="majorEastAsia" w:cstheme="majorBidi"/>
       <w:color w:val="595959" w:themeColor="text1" w:themeTint="A6"/>
@@ -4728,7 +4993,7 @@
     <w:link w:val="QuoteChar"/>
     <w:uiPriority w:val="29"/>
     <w:qFormat/>
-    <w:rsid w:val="00C547D8"/>
+    <w:rsid w:val="006039F9"/>
     <w:pPr>
       <w:spacing w:before="160"/>
       <w:jc w:val="center"/>
@@ -4744,7 +5009,7 @@
     <w:basedOn w:val="DefaultParagraphFont"/>
     <w:link w:val="Quote"/>
     <w:uiPriority w:val="29"/>
-    <w:rsid w:val="00C547D8"/>
+    <w:rsid w:val="006039F9"/>
     <w:rPr>
       <w:i/>
       <w:iCs/>
@@ -4756,7 +5021,7 @@
     <w:basedOn w:val="Normal"/>
     <w:uiPriority w:val="34"/>
     <w:qFormat/>
-    <w:rsid w:val="00C547D8"/>
+    <w:rsid w:val="006039F9"/>
     <w:pPr>
       <w:ind w:left="720"/>
       <w:contextualSpacing/>
@@ -4767,7 +5032,7 @@
     <w:basedOn w:val="DefaultParagraphFont"/>
     <w:uiPriority w:val="21"/>
     <w:qFormat/>
-    <w:rsid w:val="00C547D8"/>
+    <w:rsid w:val="006039F9"/>
     <w:rPr>
       <w:i/>
       <w:iCs/>
@@ -4781,7 +5046,7 @@
     <w:link w:val="IntenseQuoteChar"/>
     <w:uiPriority w:val="30"/>
     <w:qFormat/>
-    <w:rsid w:val="00C547D8"/>
+    <w:rsid w:val="006039F9"/>
     <w:pPr>
       <w:pBdr>
         <w:top w:val="single" w:sz="4" w:space="10" w:color="2F5496" w:themeColor="accent1" w:themeShade="BF"/>
@@ -4802,7 +5067,7 @@
     <w:basedOn w:val="DefaultParagraphFont"/>
     <w:link w:val="IntenseQuote"/>
     <w:uiPriority w:val="30"/>
-    <w:rsid w:val="00C547D8"/>
+    <w:rsid w:val="006039F9"/>
     <w:rPr>
       <w:i/>
       <w:iCs/>
@@ -4814,7 +5079,7 @@
     <w:basedOn w:val="DefaultParagraphFont"/>
     <w:uiPriority w:val="32"/>
     <w:qFormat/>
-    <w:rsid w:val="00C547D8"/>
+    <w:rsid w:val="006039F9"/>
     <w:rPr>
       <w:b/>
       <w:bCs/>
